--- a/1151012-主管會報/圖書館-1151012-主管會報.docx
+++ b/1151012-主管會報/圖書館-1151012-主管會報.docx
@@ -62,7 +62,7 @@
           <w:sz w:val="32"/>
           <w:szCs w:val="32"/>
         </w:rPr>
-        <w:t>9</w:t>
+        <w:t>10</w:t>
       </w:r>
       <w:r>
         <w:rPr>
@@ -82,7 +82,7 @@
           <w:sz w:val="32"/>
           <w:szCs w:val="32"/>
         </w:rPr>
-        <w:t>行政</w:t>
+        <w:t>主管</w:t>
       </w:r>
       <w:r>
         <w:rPr>
@@ -138,6 +138,7 @@
             <w:r>
               <w:rPr>
                 <w:rFonts w:asciiTheme="majorEastAsia" w:eastAsiaTheme="majorEastAsia" w:hAnsiTheme="majorEastAsia"/>
+                <w:noProof/>
                 <w:szCs w:val="24"/>
               </w:rPr>
               <w:drawing>
@@ -198,6 +199,7 @@
                 <w:rFonts w:ascii="微軟正黑體" w:eastAsia="微軟正黑體" w:hAnsi="微軟正黑體"/>
                 <w:b/>
                 <w:bCs/>
+                <w:noProof/>
                 <w:sz w:val="32"/>
                 <w:szCs w:val="32"/>
               </w:rPr>
@@ -283,7 +285,7 @@
             <w:pPr>
               <w:widowControl/>
               <w:rPr>
-                <w:rFonts w:asciiTheme="majorEastAsia" w:eastAsiaTheme="majorEastAsia" w:hAnsiTheme="majorEastAsia" w:hint="eastAsia"/>
+                <w:rFonts w:asciiTheme="majorEastAsia" w:eastAsiaTheme="majorEastAsia" w:hAnsiTheme="majorEastAsia"/>
                 <w:szCs w:val="24"/>
               </w:rPr>
             </w:pPr>
@@ -310,6 +312,9 @@
               <w:widowControl/>
             </w:pPr>
             <w:r>
+              <w:rPr>
+                <w:noProof/>
+              </w:rPr>
               <w:drawing>
                 <wp:inline distT="0" distB="0" distL="0" distR="0" wp14:anchorId="7FB53DE3" wp14:editId="6F74479E">
                   <wp:extent cx="3589491" cy="2214880"/>
@@ -363,6 +368,7 @@
             <w:r>
               <w:rPr>
                 <w:rFonts w:asciiTheme="majorEastAsia" w:eastAsiaTheme="majorEastAsia" w:hAnsiTheme="majorEastAsia"/>
+                <w:noProof/>
                 <w:szCs w:val="24"/>
               </w:rPr>
               <w:drawing>
@@ -421,21 +427,7 @@
                 <w:rFonts w:asciiTheme="majorEastAsia" w:eastAsiaTheme="majorEastAsia" w:hAnsiTheme="majorEastAsia" w:hint="eastAsia"/>
                 <w:szCs w:val="24"/>
               </w:rPr>
-              <w:t>國中</w:t>
-            </w:r>
-            <w:r>
-              <w:rPr>
-                <w:rFonts w:asciiTheme="majorEastAsia" w:eastAsiaTheme="majorEastAsia" w:hAnsiTheme="majorEastAsia" w:hint="eastAsia"/>
-                <w:szCs w:val="24"/>
-              </w:rPr>
-              <w:t>英文Antigravity代理人</w:t>
-            </w:r>
-            <w:r>
-              <w:rPr>
-                <w:rFonts w:asciiTheme="majorEastAsia" w:eastAsiaTheme="majorEastAsia" w:hAnsiTheme="majorEastAsia" w:hint="eastAsia"/>
-                <w:szCs w:val="24"/>
-              </w:rPr>
-              <w:t>研習</w:t>
+              <w:t>國中英文Antigravity代理人研習</w:t>
             </w:r>
           </w:p>
         </w:tc>
@@ -456,21 +448,7 @@
                 <w:rFonts w:asciiTheme="majorEastAsia" w:eastAsiaTheme="majorEastAsia" w:hAnsiTheme="majorEastAsia" w:hint="eastAsia"/>
                 <w:szCs w:val="24"/>
               </w:rPr>
-              <w:t>國中</w:t>
-            </w:r>
-            <w:r>
-              <w:rPr>
-                <w:rFonts w:asciiTheme="majorEastAsia" w:eastAsiaTheme="majorEastAsia" w:hAnsiTheme="majorEastAsia" w:hint="eastAsia"/>
-                <w:szCs w:val="24"/>
-              </w:rPr>
-              <w:t>理化</w:t>
-            </w:r>
-            <w:r>
-              <w:rPr>
-                <w:rFonts w:asciiTheme="majorEastAsia" w:eastAsiaTheme="majorEastAsia" w:hAnsiTheme="majorEastAsia" w:hint="eastAsia"/>
-                <w:szCs w:val="24"/>
-              </w:rPr>
-              <w:t>Antigravity代理人研習</w:t>
+              <w:t>國中理化Antigravity代理人研習</w:t>
             </w:r>
           </w:p>
         </w:tc>
@@ -3969,12 +3947,12 @@
 <w:numbering xmlns:wpc="http://schemas.microsoft.com/office/word/2010/wordprocessingCanvas" xmlns:cx="http://schemas.microsoft.com/office/drawing/2014/chartex" xmlns:cx1="http://schemas.microsoft.com/office/drawing/2015/9/8/chartex" xmlns:cx2="http://schemas.microsoft.com/office/drawing/2015/10/21/chartex" xmlns:cx3="http://schemas.microsoft.com/office/drawing/2016/5/9/chartex" xmlns:cx4="http://schemas.microsoft.com/office/drawing/2016/5/10/chartex" xmlns:cx5="http://schemas.microsoft.com/office/drawing/2016/5/11/chartex" xmlns:cx6="http://schemas.microsoft.com/office/drawing/2016/5/12/chartex" xmlns:cx7="http://schemas.microsoft.com/office/drawing/2016/5/13/chartex" xmlns:cx8="http://schemas.microsoft.com/office/drawing/2016/5/14/chartex" xmlns:mc="http://schemas.openxmlformats.org/markup-compatibility/2006" xmlns:aink="http://schemas.microsoft.com/office/drawing/2016/ink" xmlns:am3d="http://schemas.microsoft.com/office/drawing/2017/model3d" xmlns:o="urn:schemas-microsoft-com:office:office" xmlns:oel="http://schemas.microsoft.com/office/2019/extlst" xmlns:r="http://schemas.openxmlformats.org/officeDocument/2006/relationships" xmlns:m="http://schemas.openxmlformats.org/officeDocument/2006/math" xmlns:v="urn:schemas-microsoft-com:vml" xmlns:wp14="http://schemas.microsoft.com/office/word/2010/wordprocessingDrawing" xmlns:wp="http://schemas.openxmlformats.org/drawingml/2006/wordprocessingDrawing" xmlns:w10="urn:schemas-microsoft-com:office:word" xmlns:w="http://schemas.openxmlformats.org/wordprocessingml/2006/main" xmlns:w14="http://schemas.microsoft.com/office/word/2010/wordml" xmlns:w15="http://schemas.microsoft.com/office/word/2012/wordml" xmlns:w16cex="http://schemas.microsoft.com/office/word/2018/wordml/cex" xmlns:w16cid="http://schemas.microsoft.com/office/word/2016/wordml/cid" xmlns:w16="http://schemas.microsoft.com/office/word/2018/wordml" xmlns:w16sdtdh="http://schemas.microsoft.com/office/word/2020/wordml/sdtdatahash" xmlns:w16se="http://schemas.microsoft.com/office/word/2015/wordml/symex" xmlns:wpg="http://schemas.microsoft.com/office/word/2010/wordprocessingGroup" xmlns:wpi="http://schemas.microsoft.com/office/word/2010/wordprocessingInk" xmlns:wne="http://schemas.microsoft.com/office/word/2006/wordml" xmlns:wps="http://schemas.microsoft.com/office/word/2010/wordprocessingShape" mc:Ignorable="w14 w15 w16se w16cid w16 w16cex w16sdtdh wp14">
   <w:numPicBullet w:numPicBulletId="0">
     <w:pict>
-      <v:rect id="_x0000_i1038" style="width:0;height:1.5pt" o:hralign="center" o:bullet="t" o:hrstd="t" o:hr="t" fillcolor="#a0a0a0" stroked="f"/>
+      <v:rect id="_x0000_i1034" style="width:0;height:1.5pt" o:hralign="center" o:bullet="t" o:hrstd="t" o:hr="t" fillcolor="#a0a0a0" stroked="f"/>
     </w:pict>
   </w:numPicBullet>
   <w:numPicBullet w:numPicBulletId="1">
     <w:pict>
-      <v:rect id="_x0000_i1039" style="width:0;height:1.5pt" o:bullet="t" o:hrstd="t" o:hr="t" fillcolor="#a0a0a0" stroked="f"/>
+      <v:rect id="_x0000_i1035" style="width:0;height:1.5pt" o:bullet="t" o:hrstd="t" o:hr="t" fillcolor="#a0a0a0" stroked="f"/>
     </w:pict>
   </w:numPicBullet>
   <w:abstractNum w:abstractNumId="0" w15:restartNumberingAfterBreak="0">

--- a/1151012-主管會報/圖書館-1151012-主管會報.docx
+++ b/1151012-主管會報/圖書館-1151012-主管會報.docx
@@ -102,8 +102,21 @@
           <w:sz w:val="32"/>
           <w:szCs w:val="32"/>
         </w:rPr>
-        <w:t>：圖書館重點報告</w:t>
-      </w:r>
+        <w:t>：</w:t>
+      </w:r>
+      <w:hyperlink r:id="rId7" w:history="1">
+        <w:r>
+          <w:rPr>
+            <w:rStyle w:val="a9"/>
+            <w:rFonts w:ascii="微軟正黑體" w:eastAsia="微軟正黑體" w:hAnsi="微軟正黑體"/>
+            <w:b/>
+            <w:bCs/>
+            <w:sz w:val="32"/>
+            <w:szCs w:val="32"/>
+          </w:rPr>
+          <w:t>圖書館重點報告</w:t>
+        </w:r>
+      </w:hyperlink>
     </w:p>
     <w:tbl>
       <w:tblPr>
@@ -157,7 +170,7 @@
                           <pic:cNvPicPr/>
                         </pic:nvPicPr>
                         <pic:blipFill>
-                          <a:blip r:embed="rId7"/>
+                          <a:blip r:embed="rId8"/>
                           <a:stretch>
                             <a:fillRect/>
                           </a:stretch>
@@ -219,7 +232,7 @@
                           <pic:cNvPicPr/>
                         </pic:nvPicPr>
                         <pic:blipFill>
-                          <a:blip r:embed="rId8"/>
+                          <a:blip r:embed="rId9"/>
                           <a:stretch>
                             <a:fillRect/>
                           </a:stretch>
@@ -331,7 +344,7 @@
                           <pic:cNvPicPr/>
                         </pic:nvPicPr>
                         <pic:blipFill>
-                          <a:blip r:embed="rId9"/>
+                          <a:blip r:embed="rId10"/>
                           <a:stretch>
                             <a:fillRect/>
                           </a:stretch>
@@ -387,7 +400,7 @@
                           <pic:cNvPicPr/>
                         </pic:nvPicPr>
                         <pic:blipFill>
-                          <a:blip r:embed="rId10"/>
+                          <a:blip r:embed="rId11"/>
                           <a:stretch>
                             <a:fillRect/>
                           </a:stretch>
@@ -1967,7 +1980,7 @@
                     </pic:cNvPicPr>
                   </pic:nvPicPr>
                   <pic:blipFill>
-                    <a:blip r:embed="rId11" cstate="print">
+                    <a:blip r:embed="rId12" cstate="print">
                       <a:extLst>
                         <a:ext uri="{28A0092B-C50C-407E-A947-70E740481C1C}">
                           <a14:useLocalDpi xmlns:a14="http://schemas.microsoft.com/office/drawing/2010/main" val="0"/>
@@ -3947,12 +3960,12 @@
 <w:numbering xmlns:wpc="http://schemas.microsoft.com/office/word/2010/wordprocessingCanvas" xmlns:cx="http://schemas.microsoft.com/office/drawing/2014/chartex" xmlns:cx1="http://schemas.microsoft.com/office/drawing/2015/9/8/chartex" xmlns:cx2="http://schemas.microsoft.com/office/drawing/2015/10/21/chartex" xmlns:cx3="http://schemas.microsoft.com/office/drawing/2016/5/9/chartex" xmlns:cx4="http://schemas.microsoft.com/office/drawing/2016/5/10/chartex" xmlns:cx5="http://schemas.microsoft.com/office/drawing/2016/5/11/chartex" xmlns:cx6="http://schemas.microsoft.com/office/drawing/2016/5/12/chartex" xmlns:cx7="http://schemas.microsoft.com/office/drawing/2016/5/13/chartex" xmlns:cx8="http://schemas.microsoft.com/office/drawing/2016/5/14/chartex" xmlns:mc="http://schemas.openxmlformats.org/markup-compatibility/2006" xmlns:aink="http://schemas.microsoft.com/office/drawing/2016/ink" xmlns:am3d="http://schemas.microsoft.com/office/drawing/2017/model3d" xmlns:o="urn:schemas-microsoft-com:office:office" xmlns:oel="http://schemas.microsoft.com/office/2019/extlst" xmlns:r="http://schemas.openxmlformats.org/officeDocument/2006/relationships" xmlns:m="http://schemas.openxmlformats.org/officeDocument/2006/math" xmlns:v="urn:schemas-microsoft-com:vml" xmlns:wp14="http://schemas.microsoft.com/office/word/2010/wordprocessingDrawing" xmlns:wp="http://schemas.openxmlformats.org/drawingml/2006/wordprocessingDrawing" xmlns:w10="urn:schemas-microsoft-com:office:word" xmlns:w="http://schemas.openxmlformats.org/wordprocessingml/2006/main" xmlns:w14="http://schemas.microsoft.com/office/word/2010/wordml" xmlns:w15="http://schemas.microsoft.com/office/word/2012/wordml" xmlns:w16cex="http://schemas.microsoft.com/office/word/2018/wordml/cex" xmlns:w16cid="http://schemas.microsoft.com/office/word/2016/wordml/cid" xmlns:w16="http://schemas.microsoft.com/office/word/2018/wordml" xmlns:w16sdtdh="http://schemas.microsoft.com/office/word/2020/wordml/sdtdatahash" xmlns:w16se="http://schemas.microsoft.com/office/word/2015/wordml/symex" xmlns:wpg="http://schemas.microsoft.com/office/word/2010/wordprocessingGroup" xmlns:wpi="http://schemas.microsoft.com/office/word/2010/wordprocessingInk" xmlns:wne="http://schemas.microsoft.com/office/word/2006/wordml" xmlns:wps="http://schemas.microsoft.com/office/word/2010/wordprocessingShape" mc:Ignorable="w14 w15 w16se w16cid w16 w16cex w16sdtdh wp14">
   <w:numPicBullet w:numPicBulletId="0">
     <w:pict>
-      <v:rect id="_x0000_i1034" style="width:0;height:1.5pt" o:hralign="center" o:bullet="t" o:hrstd="t" o:hr="t" fillcolor="#a0a0a0" stroked="f"/>
+      <v:rect id="_x0000_i1032" style="width:0;height:1.5pt" o:hralign="center" o:bullet="t" o:hrstd="t" o:hr="t" fillcolor="#a0a0a0" stroked="f"/>
     </w:pict>
   </w:numPicBullet>
   <w:numPicBullet w:numPicBulletId="1">
     <w:pict>
-      <v:rect id="_x0000_i1035" style="width:0;height:1.5pt" o:bullet="t" o:hrstd="t" o:hr="t" fillcolor="#a0a0a0" stroked="f"/>
+      <v:rect id="_x0000_i1033" style="width:0;height:1.5pt" o:bullet="t" o:hrstd="t" o:hr="t" fillcolor="#a0a0a0" stroked="f"/>
     </w:pict>
   </w:numPicBullet>
   <w:abstractNum w:abstractNumId="0" w15:restartNumberingAfterBreak="0">
